--- a/chuyenDe/LS/docx/rawls7/Speaking/Level2/W7.docx
+++ b/chuyenDe/LS/docx/rawls7/Speaking/Level2/W7.docx
@@ -18,7 +18,7 @@
         <ns0:t xml:space="preserve">TÀI LIỆU CHUYÊN ĐỀ SPEAKING</ns0:t>
       </ns0:r>
     </ns0:p>
-    <ns0:bookmarkStart ns0:id="22" ns0:name="part-1"/>
+    <ns0:bookmarkStart ns0:id="21" ns0:name="part-1"/>
     <ns0:p>
       <ns0:pPr>
         <ns0:pStyle ns0:val="Heading2"/>
@@ -27,7 +27,7 @@
         <ns0:t xml:space="preserve">PART 1</ns0:t>
       </ns0:r>
     </ns0:p>
-    <ns0:bookmarkStart ns0:id="16" ns0:name="gift"/>
+    <ns0:bookmarkStart ns0:id="20" ns0:name="gift"/>
     <ns0:p>
       <ns0:pPr>
         <ns0:pStyle ns0:val="Heading3"/>
@@ -64,23 +64,41 @@
         </ns0:rPr>
         <ns0:t xml:space="preserve">:</ns0:t>
       </ns0:r>
-      <ns0:r>
-        <ns0:t xml:space="preserve"> </ns0:t>
-      </ns0:r>
-      <ns0:r>
-        <ns0:t xml:space="preserve">- I once received a high-quality camera from my older brother.</ns0:t>
-      </ns0:r>
-      <ns0:r>
-        <ns0:t xml:space="preserve"> </ns0:t>
-      </ns0:r>
-      <ns0:r>
-        <ns0:t xml:space="preserve">- It was a total surprise for my twentieth birthday.</ns0:t>
-      </ns0:r>
-      <ns0:r>
-        <ns0:t xml:space="preserve"> </ns0:t>
-      </ns0:r>
-      <ns0:r>
-        <ns0:t xml:space="preserve">- This gift sparked my interest in photography as a serious hobby.</ns0:t>
+    </ns0:p>
+    <ns0:p>
+      <ns0:pPr>
+        <ns0:pStyle ns0:val="Compact"/>
+        <ns0:numPr>
+          <ns0:ilvl ns0:val="0"/>
+          <ns0:numId ns0:val="1001"/>
+        </ns0:numPr>
+      </ns0:pPr>
+      <ns0:r>
+        <ns0:t xml:space="preserve">I once received a high-quality camera from my older brother.</ns0:t>
+      </ns0:r>
+    </ns0:p>
+    <ns0:p>
+      <ns0:pPr>
+        <ns0:pStyle ns0:val="Compact"/>
+        <ns0:numPr>
+          <ns0:ilvl ns0:val="0"/>
+          <ns0:numId ns0:val="1001"/>
+        </ns0:numPr>
+      </ns0:pPr>
+      <ns0:r>
+        <ns0:t xml:space="preserve">It was a total surprise for my twentieth birthday.</ns0:t>
+      </ns0:r>
+    </ns0:p>
+    <ns0:p>
+      <ns0:pPr>
+        <ns0:pStyle ns0:val="Compact"/>
+        <ns0:numPr>
+          <ns0:ilvl ns0:val="0"/>
+          <ns0:numId ns0:val="1001"/>
+        </ns0:numPr>
+      </ns0:pPr>
+      <ns0:r>
+        <ns0:t xml:space="preserve">This gift sparked my interest in photography as a serious hobby.</ns0:t>
       </ns0:r>
     </ns0:p>
     <ns0:p>
@@ -120,23 +138,41 @@
         </ns0:rPr>
         <ns0:t xml:space="preserve">:</ns0:t>
       </ns0:r>
-      <ns0:r>
-        <ns0:t xml:space="preserve"> </ns0:t>
-      </ns0:r>
-      <ns0:r>
-        <ns0:t xml:space="preserve">- Recently, a colleague gave me a very nice book about self-improvement.</ns0:t>
-      </ns0:r>
-      <ns0:r>
-        <ns0:t xml:space="preserve"> </ns0:t>
-      </ns0:r>
-      <ns0:r>
-        <ns0:t xml:space="preserve">- I received it as a "thank you" for helping with a project.</ns0:t>
-      </ns0:r>
-      <ns0:r>
-        <ns0:t xml:space="preserve"> </ns0:t>
-      </ns0:r>
-      <ns0:r>
-        <ns0:t xml:space="preserve">- It is quite an interesting read and has some very practical advice.</ns0:t>
+    </ns0:p>
+    <ns0:p>
+      <ns0:pPr>
+        <ns0:pStyle ns0:val="Compact"/>
+        <ns0:numPr>
+          <ns0:ilvl ns0:val="0"/>
+          <ns0:numId ns0:val="1002"/>
+        </ns0:numPr>
+      </ns0:pPr>
+      <ns0:r>
+        <ns0:t xml:space="preserve">Recently, a colleague gave me a very nice book about self-improvement.</ns0:t>
+      </ns0:r>
+    </ns0:p>
+    <ns0:p>
+      <ns0:pPr>
+        <ns0:pStyle ns0:val="Compact"/>
+        <ns0:numPr>
+          <ns0:ilvl ns0:val="0"/>
+          <ns0:numId ns0:val="1002"/>
+        </ns0:numPr>
+      </ns0:pPr>
+      <ns0:r>
+        <ns0:t xml:space="preserve">I received it as a "thank you" for helping with a project.</ns0:t>
+      </ns0:r>
+    </ns0:p>
+    <ns0:p>
+      <ns0:pPr>
+        <ns0:pStyle ns0:val="Compact"/>
+        <ns0:numPr>
+          <ns0:ilvl ns0:val="0"/>
+          <ns0:numId ns0:val="1002"/>
+        </ns0:numPr>
+      </ns0:pPr>
+      <ns0:r>
+        <ns0:t xml:space="preserve">It is quite an interesting read and has some very practical advice.</ns0:t>
       </ns0:r>
     </ns0:p>
     <ns0:bookmarkEnd ns0:id="13"/>
@@ -168,23 +204,41 @@
         </ns0:rPr>
         <ns0:t xml:space="preserve">:</ns0:t>
       </ns0:r>
-      <ns0:r>
-        <ns0:t xml:space="preserve"> </ns0:t>
-      </ns0:r>
-      <ns0:r>
-        <ns0:t xml:space="preserve">- I’d like to think I’m fairly decent at picking out presents.</ns0:t>
-      </ns0:r>
-      <ns0:r>
-        <ns0:t xml:space="preserve"> </ns0:t>
-      </ns0:r>
-      <ns0:r>
-        <ns0:t xml:space="preserve">- I usually pay close attention to my friends’ hobbies throughout the year.</ns0:t>
-      </ns0:r>
-      <ns0:r>
-        <ns0:t xml:space="preserve"> </ns0:t>
-      </ns0:r>
-      <ns0:r>
-        <ns0:t xml:space="preserve">- However, I sometimes struggle when buying for people I don’t know well.</ns0:t>
+    </ns0:p>
+    <ns0:p>
+      <ns0:pPr>
+        <ns0:pStyle ns0:val="Compact"/>
+        <ns0:numPr>
+          <ns0:ilvl ns0:val="0"/>
+          <ns0:numId ns0:val="1003"/>
+        </ns0:numPr>
+      </ns0:pPr>
+      <ns0:r>
+        <ns0:t xml:space="preserve">I’d like to think I’m fairly decent at picking out presents.</ns0:t>
+      </ns0:r>
+    </ns0:p>
+    <ns0:p>
+      <ns0:pPr>
+        <ns0:pStyle ns0:val="Compact"/>
+        <ns0:numPr>
+          <ns0:ilvl ns0:val="0"/>
+          <ns0:numId ns0:val="1003"/>
+        </ns0:numPr>
+      </ns0:pPr>
+      <ns0:r>
+        <ns0:t xml:space="preserve">I usually pay close attention to my friends’ hobbies throughout the year.</ns0:t>
+      </ns0:r>
+    </ns0:p>
+    <ns0:p>
+      <ns0:pPr>
+        <ns0:pStyle ns0:val="Compact"/>
+        <ns0:numPr>
+          <ns0:ilvl ns0:val="0"/>
+          <ns0:numId ns0:val="1003"/>
+        </ns0:numPr>
+      </ns0:pPr>
+      <ns0:r>
+        <ns0:t xml:space="preserve">However, I sometimes struggle when buying for people I don’t know well.</ns0:t>
       </ns0:r>
     </ns0:p>
     <ns0:bookmarkEnd ns0:id="14"/>
@@ -216,37 +270,57 @@
         </ns0:rPr>
         <ns0:t xml:space="preserve">:</ns0:t>
       </ns0:r>
-      <ns0:r>
-        <ns0:t xml:space="preserve"> </ns0:t>
-      </ns0:r>
-      <ns0:r>
-        <ns0:t xml:space="preserve">- The most important factor for me is the recipient’s personal taste.</ns0:t>
-      </ns0:r>
-      <ns0:r>
-        <ns0:t xml:space="preserve"> </ns0:t>
-      </ns0:r>
-      <ns0:r>
-        <ns0:t xml:space="preserve">- I also try to find something unique that they wouldn't buy for themselves.</ns0:t>
-      </ns0:r>
-      <ns0:r>
-        <ns0:t xml:space="preserve"> </ns0:t>
-      </ns0:r>
-      <ns0:r>
-        <ns0:t xml:space="preserve">- Budget is a consideration, but the sentimental value matters much more to me.</ns0:t>
+    </ns0:p>
+    <ns0:p>
+      <ns0:pPr>
+        <ns0:pStyle ns0:val="Compact"/>
+        <ns0:numPr>
+          <ns0:ilvl ns0:val="0"/>
+          <ns0:numId ns0:val="1004"/>
+        </ns0:numPr>
+      </ns0:pPr>
+      <ns0:r>
+        <ns0:t xml:space="preserve">The most important factor for me is the recipient’s personal taste.</ns0:t>
+      </ns0:r>
+    </ns0:p>
+    <ns0:p>
+      <ns0:pPr>
+        <ns0:pStyle ns0:val="Compact"/>
+        <ns0:numPr>
+          <ns0:ilvl ns0:val="0"/>
+          <ns0:numId ns0:val="1004"/>
+        </ns0:numPr>
+      </ns0:pPr>
+      <ns0:r>
+        <ns0:t xml:space="preserve">I also try to find something unique that they wouldn't buy for themselves.</ns0:t>
+      </ns0:r>
+    </ns0:p>
+    <ns0:p>
+      <ns0:pPr>
+        <ns0:pStyle ns0:val="Compact"/>
+        <ns0:numPr>
+          <ns0:ilvl ns0:val="0"/>
+          <ns0:numId ns0:val="1004"/>
+        </ns0:numPr>
+      </ns0:pPr>
+      <ns0:r>
+        <ns0:t xml:space="preserve">Budget is a consideration, but the sentimental value matters much more to me.</ns0:t>
+      </ns0:r>
+    </ns0:p>
+    <ns0:p>
+      <ns0:pPr>
+        <ns0:pStyle ns0:val="Compact"/>
+        <ns0:numPr>
+          <ns0:ilvl ns0:val="0"/>
+          <ns0:numId ns0:val="1004"/>
+        </ns0:numPr>
+      </ns0:pPr>
+      <ns0:r>
+        <ns0:t xml:space="preserve">Hobby</ns0:t>
       </ns0:r>
     </ns0:p>
     <ns0:bookmarkEnd ns0:id="15"/>
-    <ns0:bookmarkEnd ns0:id="16"/>
-    <ns0:bookmarkStart ns0:id="21" ns0:name="hobby"/>
-    <ns0:p>
-      <ns0:pPr>
-        <ns0:pStyle ns0:val="Heading3"/>
-      </ns0:pPr>
-      <ns0:r>
-        <ns0:t xml:space="preserve">Hobby</ns0:t>
-      </ns0:r>
-    </ns0:p>
-    <ns0:bookmarkStart ns0:id="17" ns0:name="do-you-have-any-hobbies"/>
+    <ns0:bookmarkStart ns0:id="16" ns0:name="do-you-have-any-hobbies"/>
     <ns0:p>
       <ns0:pPr>
         <ns0:pStyle ns0:val="Heading4"/>
@@ -274,23 +348,41 @@
         </ns0:rPr>
         <ns0:t xml:space="preserve">:</ns0:t>
       </ns0:r>
-      <ns0:r>
-        <ns0:t xml:space="preserve"> </ns0:t>
-      </ns0:r>
-      <ns0:r>
-        <ns0:t xml:space="preserve">- To be honest, I have a wide range of interests and hobbies.</ns0:t>
-      </ns0:r>
-      <ns0:r>
-        <ns0:t xml:space="preserve"> </ns0:t>
-      </ns0:r>
-      <ns0:r>
-        <ns0:t xml:space="preserve">- Currently, I’m quite passionate about photography and taking street photos.</ns0:t>
-      </ns0:r>
-      <ns0:r>
-        <ns0:t xml:space="preserve"> </ns0:t>
-      </ns0:r>
-      <ns0:r>
-        <ns0:t xml:space="preserve">- It’s a great way for me to capture beautiful moments in life.</ns0:t>
+    </ns0:p>
+    <ns0:p>
+      <ns0:pPr>
+        <ns0:pStyle ns0:val="Compact"/>
+        <ns0:numPr>
+          <ns0:ilvl ns0:val="0"/>
+          <ns0:numId ns0:val="1005"/>
+        </ns0:numPr>
+      </ns0:pPr>
+      <ns0:r>
+        <ns0:t xml:space="preserve">To be honest, I have a wide range of interests and hobbies.</ns0:t>
+      </ns0:r>
+    </ns0:p>
+    <ns0:p>
+      <ns0:pPr>
+        <ns0:pStyle ns0:val="Compact"/>
+        <ns0:numPr>
+          <ns0:ilvl ns0:val="0"/>
+          <ns0:numId ns0:val="1005"/>
+        </ns0:numPr>
+      </ns0:pPr>
+      <ns0:r>
+        <ns0:t xml:space="preserve">Currently, I’m quite passionate about photography and taking street photos.</ns0:t>
+      </ns0:r>
+    </ns0:p>
+    <ns0:p>
+      <ns0:pPr>
+        <ns0:pStyle ns0:val="Compact"/>
+        <ns0:numPr>
+          <ns0:ilvl ns0:val="0"/>
+          <ns0:numId ns0:val="1005"/>
+        </ns0:numPr>
+      </ns0:pPr>
+      <ns0:r>
+        <ns0:t xml:space="preserve">It’s a great way for me to capture beautiful moments in life.</ns0:t>
       </ns0:r>
     </ns0:p>
     <ns0:p>
@@ -301,8 +393,8 @@
         <ns0:t xml:space="preserve">To be honest, I have a wide range of interests, but currently, I’m quite passionate about photography. Whenever I have some spare time, I enjoy wandering around the city to capture beautiful street scenes and natural landscapes. It’s a fantastic way for me to express my creativity and preserve memorable moments in life.</ns0:t>
       </ns0:r>
     </ns0:p>
-    <ns0:bookmarkEnd ns0:id="17"/>
-    <ns0:bookmarkStart ns0:id="18" ns0:name="X806eae0a2a2f6a6e12398d5f8fe22e89d0d60cd"/>
+    <ns0:bookmarkEnd ns0:id="16"/>
+    <ns0:bookmarkStart ns0:id="17" ns0:name="X806eae0a2a2f6a6e12398d5f8fe22e89d0d60cd"/>
     <ns0:p>
       <ns0:pPr>
         <ns0:pStyle ns0:val="Heading4"/>
@@ -330,27 +422,45 @@
         </ns0:rPr>
         <ns0:t xml:space="preserve">:</ns0:t>
       </ns0:r>
-      <ns0:r>
-        <ns0:t xml:space="preserve"> </ns0:t>
-      </ns0:r>
-      <ns0:r>
-        <ns0:t xml:space="preserve">- Back in my childhood, I was obsessed with building Lego sets.</ns0:t>
-      </ns0:r>
-      <ns0:r>
-        <ns0:t xml:space="preserve"> </ns0:t>
-      </ns0:r>
-      <ns0:r>
-        <ns0:t xml:space="preserve">- I could spend hours creating different shapes like cars or houses.</ns0:t>
-      </ns0:r>
-      <ns0:r>
-        <ns0:t xml:space="preserve"> </ns0:t>
-      </ns0:r>
-      <ns0:r>
-        <ns0:t xml:space="preserve">- It was a fun hobby that helped me improve my imagination.</ns0:t>
-      </ns0:r>
-    </ns0:p>
-    <ns0:bookmarkEnd ns0:id="18"/>
-    <ns0:bookmarkStart ns0:id="19" ns0:name="Xdd49ae34fc808eb514802bc7c356e917fc3cfaa"/>
+    </ns0:p>
+    <ns0:p>
+      <ns0:pPr>
+        <ns0:pStyle ns0:val="Compact"/>
+        <ns0:numPr>
+          <ns0:ilvl ns0:val="0"/>
+          <ns0:numId ns0:val="1006"/>
+        </ns0:numPr>
+      </ns0:pPr>
+      <ns0:r>
+        <ns0:t xml:space="preserve">Back in my childhood, I was obsessed with building Lego sets.</ns0:t>
+      </ns0:r>
+    </ns0:p>
+    <ns0:p>
+      <ns0:pPr>
+        <ns0:pStyle ns0:val="Compact"/>
+        <ns0:numPr>
+          <ns0:ilvl ns0:val="0"/>
+          <ns0:numId ns0:val="1006"/>
+        </ns0:numPr>
+      </ns0:pPr>
+      <ns0:r>
+        <ns0:t xml:space="preserve">I could spend hours creating different shapes like cars or houses.</ns0:t>
+      </ns0:r>
+    </ns0:p>
+    <ns0:p>
+      <ns0:pPr>
+        <ns0:pStyle ns0:val="Compact"/>
+        <ns0:numPr>
+          <ns0:ilvl ns0:val="0"/>
+          <ns0:numId ns0:val="1006"/>
+        </ns0:numPr>
+      </ns0:pPr>
+      <ns0:r>
+        <ns0:t xml:space="preserve">It was a fun hobby that helped me improve my imagination.</ns0:t>
+      </ns0:r>
+    </ns0:p>
+    <ns0:bookmarkEnd ns0:id="17"/>
+    <ns0:bookmarkStart ns0:id="18" ns0:name="Xdd49ae34fc808eb514802bc7c356e917fc3cfaa"/>
     <ns0:p>
       <ns0:pPr>
         <ns0:pStyle ns0:val="Heading4"/>
@@ -378,27 +488,45 @@
         </ns0:rPr>
         <ns0:t xml:space="preserve">:</ns0:t>
       </ns0:r>
-      <ns0:r>
-        <ns0:t xml:space="preserve"> </ns0:t>
-      </ns0:r>
-      <ns0:r>
-        <ns0:t xml:space="preserve">- Actually, playing the piano is a hobby I’ve maintained for years.</ns0:t>
-      </ns0:r>
-      <ns0:r>
-        <ns0:t xml:space="preserve"> </ns0:t>
-      </ns0:r>
-      <ns0:r>
-        <ns0:t xml:space="preserve">- I started taking lessons when I was seven years old.</ns0:t>
-      </ns0:r>
-      <ns0:r>
-        <ns0:t xml:space="preserve"> </ns0:t>
-      </ns0:r>
-      <ns0:r>
-        <ns0:t xml:space="preserve">- Even though I’m busy now, I still play to relieve stress.</ns0:t>
-      </ns0:r>
-    </ns0:p>
-    <ns0:bookmarkEnd ns0:id="19"/>
-    <ns0:bookmarkStart ns0:id="20" ns0:name="Xb647d6190978a5e77490aa1d282d160af906c24"/>
+    </ns0:p>
+    <ns0:p>
+      <ns0:pPr>
+        <ns0:pStyle ns0:val="Compact"/>
+        <ns0:numPr>
+          <ns0:ilvl ns0:val="0"/>
+          <ns0:numId ns0:val="1007"/>
+        </ns0:numPr>
+      </ns0:pPr>
+      <ns0:r>
+        <ns0:t xml:space="preserve">Actually, playing the piano is a hobby I’ve maintained for years.</ns0:t>
+      </ns0:r>
+    </ns0:p>
+    <ns0:p>
+      <ns0:pPr>
+        <ns0:pStyle ns0:val="Compact"/>
+        <ns0:numPr>
+          <ns0:ilvl ns0:val="0"/>
+          <ns0:numId ns0:val="1007"/>
+        </ns0:numPr>
+      </ns0:pPr>
+      <ns0:r>
+        <ns0:t xml:space="preserve">I started taking lessons when I was seven years old.</ns0:t>
+      </ns0:r>
+    </ns0:p>
+    <ns0:p>
+      <ns0:pPr>
+        <ns0:pStyle ns0:val="Compact"/>
+        <ns0:numPr>
+          <ns0:ilvl ns0:val="0"/>
+          <ns0:numId ns0:val="1007"/>
+        </ns0:numPr>
+      </ns0:pPr>
+      <ns0:r>
+        <ns0:t xml:space="preserve">Even though I’m busy now, I still play to relieve stress.</ns0:t>
+      </ns0:r>
+    </ns0:p>
+    <ns0:bookmarkEnd ns0:id="18"/>
+    <ns0:bookmarkStart ns0:id="19" ns0:name="Xb647d6190978a5e77490aa1d282d160af906c24"/>
     <ns0:p>
       <ns0:pPr>
         <ns0:pStyle ns0:val="Heading4"/>
@@ -426,29 +554,47 @@
         </ns0:rPr>
         <ns0:t xml:space="preserve">:</ns0:t>
       </ns0:r>
-      <ns0:r>
-        <ns0:t xml:space="preserve"> </ns0:t>
-      </ns0:r>
-      <ns0:r>
-        <ns0:t xml:space="preserve">- Not really, as everyone in my family has their own preferences.</ns0:t>
-      </ns0:r>
-      <ns0:r>
-        <ns0:t xml:space="preserve"> </ns0:t>
-      </ns0:r>
-      <ns0:r>
-        <ns0:t xml:space="preserve">- My mother enjoys cooking, while my father is a huge fan of football.</ns0:t>
-      </ns0:r>
-      <ns0:r>
-        <ns0:t xml:space="preserve"> </ns0:t>
-      </ns0:r>
-      <ns0:r>
-        <ns0:t xml:space="preserve">- We only share a common interest in watching action movies on weekends.</ns0:t>
-      </ns0:r>
-    </ns0:p>
+    </ns0:p>
+    <ns0:p>
+      <ns0:pPr>
+        <ns0:pStyle ns0:val="Compact"/>
+        <ns0:numPr>
+          <ns0:ilvl ns0:val="0"/>
+          <ns0:numId ns0:val="1008"/>
+        </ns0:numPr>
+      </ns0:pPr>
+      <ns0:r>
+        <ns0:t xml:space="preserve">Not really, as everyone in my family has their own preferences.</ns0:t>
+      </ns0:r>
+    </ns0:p>
+    <ns0:p>
+      <ns0:pPr>
+        <ns0:pStyle ns0:val="Compact"/>
+        <ns0:numPr>
+          <ns0:ilvl ns0:val="0"/>
+          <ns0:numId ns0:val="1008"/>
+        </ns0:numPr>
+      </ns0:pPr>
+      <ns0:r>
+        <ns0:t xml:space="preserve">My mother enjoys cooking, while my father is a huge fan of football.</ns0:t>
+      </ns0:r>
+    </ns0:p>
+    <ns0:p>
+      <ns0:pPr>
+        <ns0:pStyle ns0:val="Compact"/>
+        <ns0:numPr>
+          <ns0:ilvl ns0:val="0"/>
+          <ns0:numId ns0:val="1008"/>
+        </ns0:numPr>
+      </ns0:pPr>
+      <ns0:r>
+        <ns0:t xml:space="preserve">We only share a common interest in watching action movies on weekends.</ns0:t>
+      </ns0:r>
+    </ns0:p>
+    <ns0:bookmarkEnd ns0:id="19"/>
     <ns0:bookmarkEnd ns0:id="20"/>
     <ns0:bookmarkEnd ns0:id="21"/>
-    <ns0:bookmarkEnd ns0:id="22"/>
-    <ns0:bookmarkStart ns0:id="26" ns0:name="part-2"/>
+    <ns0:bookmarkStart ns0:id="22" ns0:name="part-2"/>
     <ns0:p>
       <ns0:pPr>
         <ns0:pStyle ns0:val="Heading2"/>
@@ -529,15 +675,13 @@
         <ns0:t xml:space="preserve">Initially, I felt a bit anxious and disconnected, as I have a habit of constantly checking my notifications. However, as the ceremony progressed, I began to appreciate the silence. Without the distraction of social media, I was able to fully immerse myself in the beautiful rituals and connect with my family members. Looking back, I felt that being "offline" for a while was quite refreshing and allowed me to be truly present during such a significant family milestone.</ns0:t>
       </ns0:r>
     </ns0:p>
-    <ns0:p>
-      <ns0:pPr>
-        <ns0:pStyle ns0:val="CDSection"/>
-      </ns0:pPr>
-      <ns0:r>
-        <ns0:rPr>
-          <ns0:b/>
-          <ns0:bCs/>
-        </ns0:rPr>
+    <ns0:bookmarkEnd ns0:id="22"/>
+    <ns0:bookmarkStart ns0:id="26" ns0:name="part-3"/>
+    <ns0:p>
+      <ns0:pPr>
+        <ns0:pStyle ns0:val="Heading2"/>
+      </ns0:pPr>
+      <ns0:r>
         <ns0:t xml:space="preserve">PART 3</ns0:t>
       </ns0:r>
     </ns0:p>
@@ -1198,8 +1342,135 @@
       </w:pPr>
     </w:lvl>
   </w:abstractNum>
+  <w:abstractNum w:abstractNumId="991">
+    <w:nsid w:val="0000A991"/>
+    <w:multiLevelType w:val="multilevel"/>
+    <w:lvl w:ilvl="0">
+      <w:numFmt w:val="bullet"/>
+      <w:lvlText w:val=""/>
+      <w:lvlJc w:val="left"/>
+      <w:pPr>
+        <w:ind w:left="720" w:hanging="360"/>
+      </w:pPr>
+      <w:rPr>
+        <w:rFonts w:ascii="Symbol" w:hAnsi="Symbol" w:cs="Symbol" w:hint="default"/>
+      </w:rPr>
+    </w:lvl>
+    <w:lvl w:ilvl="1">
+      <w:numFmt w:val="bullet"/>
+      <w:lvlText w:val="o"/>
+      <w:lvlJc w:val="left"/>
+      <w:pPr>
+        <w:ind w:left="1440" w:hanging="360"/>
+      </w:pPr>
+      <w:rPr>
+        <w:rFonts w:ascii="Courier New" w:hAnsi="Courier New" w:cs="Courier New" w:hint="default"/>
+      </w:rPr>
+    </w:lvl>
+    <w:lvl w:ilvl="2">
+      <w:numFmt w:val="bullet"/>
+      <w:lvlText w:val=""/>
+      <w:lvlJc w:val="left"/>
+      <w:pPr>
+        <w:ind w:left="2160" w:hanging="360"/>
+      </w:pPr>
+      <w:rPr>
+        <w:rFonts w:ascii="Wingdings" w:hAnsi="Wingdings" w:cs="Wingdings" w:hint="default"/>
+      </w:rPr>
+    </w:lvl>
+    <w:lvl w:ilvl="3">
+      <w:numFmt w:val="bullet"/>
+      <w:lvlText w:val=""/>
+      <w:lvlJc w:val="left"/>
+      <w:pPr>
+        <w:ind w:left="2880" w:hanging="360"/>
+      </w:pPr>
+      <w:rPr>
+        <w:rFonts w:ascii="Symbol" w:hAnsi="Symbol" w:cs="Symbol" w:hint="default"/>
+      </w:rPr>
+    </w:lvl>
+    <w:lvl w:ilvl="4">
+      <w:numFmt w:val="bullet"/>
+      <w:lvlText w:val="o"/>
+      <w:lvlJc w:val="left"/>
+      <w:pPr>
+        <w:ind w:left="3600" w:hanging="360"/>
+      </w:pPr>
+      <w:rPr>
+        <w:rFonts w:ascii="Courier New" w:hAnsi="Courier New" w:cs="Courier New" w:hint="default"/>
+      </w:rPr>
+    </w:lvl>
+    <w:lvl w:ilvl="5">
+      <w:numFmt w:val="bullet"/>
+      <w:lvlText w:val=""/>
+      <w:lvlJc w:val="left"/>
+      <w:pPr>
+        <w:ind w:left="4320" w:hanging="360"/>
+      </w:pPr>
+      <w:rPr>
+        <w:rFonts w:ascii="Wingdings" w:hAnsi="Wingdings" w:cs="Wingdings" w:hint="default"/>
+      </w:rPr>
+    </w:lvl>
+    <w:lvl w:ilvl="6">
+      <w:numFmt w:val="bullet"/>
+      <w:lvlText w:val=""/>
+      <w:lvlJc w:val="left"/>
+      <w:pPr>
+        <w:ind w:left="5040" w:hanging="360"/>
+      </w:pPr>
+      <w:rPr>
+        <w:rFonts w:ascii="Symbol" w:hAnsi="Symbol" w:cs="Symbol" w:hint="default"/>
+      </w:rPr>
+    </w:lvl>
+    <w:lvl w:ilvl="7">
+      <w:numFmt w:val="bullet"/>
+      <w:lvlText w:val="o"/>
+      <w:lvlJc w:val="left"/>
+      <w:pPr>
+        <w:ind w:left="5760" w:hanging="360"/>
+      </w:pPr>
+      <w:rPr>
+        <w:rFonts w:ascii="Courier New" w:hAnsi="Courier New" w:cs="Courier New" w:hint="default"/>
+      </w:rPr>
+    </w:lvl>
+    <w:lvl w:ilvl="8">
+      <w:numFmt w:val="bullet"/>
+      <w:lvlText w:val=""/>
+      <w:lvlJc w:val="left"/>
+      <w:pPr>
+        <w:ind w:left="6480" w:hanging="360"/>
+      </w:pPr>
+      <w:rPr>
+        <w:rFonts w:ascii="Wingdings" w:hAnsi="Wingdings" w:cs="Wingdings" w:hint="default"/>
+      </w:rPr>
+    </w:lvl>
+  </w:abstractNum>
   <w:num w:numId="1000">
     <w:abstractNumId w:val="990"/>
+  </w:num>
+  <w:num w:numId="1001">
+    <w:abstractNumId w:val="991"/>
+  </w:num>
+  <w:num w:numId="1002">
+    <w:abstractNumId w:val="991"/>
+  </w:num>
+  <w:num w:numId="1003">
+    <w:abstractNumId w:val="991"/>
+  </w:num>
+  <w:num w:numId="1004">
+    <w:abstractNumId w:val="991"/>
+  </w:num>
+  <w:num w:numId="1005">
+    <w:abstractNumId w:val="991"/>
+  </w:num>
+  <w:num w:numId="1006">
+    <w:abstractNumId w:val="991"/>
+  </w:num>
+  <w:num w:numId="1007">
+    <w:abstractNumId w:val="991"/>
+  </w:num>
+  <w:num w:numId="1008">
+    <w:abstractNumId w:val="991"/>
   </w:num>
 </w:numbering>
 </file>

--- a/chuyenDe/LS/docx/rawls7/Speaking/Level2/W7.docx
+++ b/chuyenDe/LS/docx/rawls7/Speaking/Level2/W7.docx
@@ -18,7 +18,7 @@
         <ns0:t xml:space="preserve">TÀI LIỆU CHUYÊN ĐỀ SPEAKING</ns0:t>
       </ns0:r>
     </ns0:p>
-    <ns0:bookmarkStart ns0:id="21" ns0:name="part-1"/>
+    <ns0:bookmarkStart ns0:id="22" ns0:name="part-1"/>
     <ns0:p>
       <ns0:pPr>
         <ns0:pStyle ns0:val="Heading2"/>
@@ -27,7 +27,7 @@
         <ns0:t xml:space="preserve">PART 1</ns0:t>
       </ns0:r>
     </ns0:p>
-    <ns0:bookmarkStart ns0:id="20" ns0:name="gift"/>
+    <ns0:bookmarkStart ns0:id="16" ns0:name="gift"/>
     <ns0:p>
       <ns0:pPr>
         <ns0:pStyle ns0:val="Heading3"/>
@@ -307,20 +307,18 @@
         <ns0:t xml:space="preserve">Budget is a consideration, but the sentimental value matters much more to me.</ns0:t>
       </ns0:r>
     </ns0:p>
-    <ns0:p>
-      <ns0:pPr>
-        <ns0:pStyle ns0:val="Compact"/>
-        <ns0:numPr>
-          <ns0:ilvl ns0:val="0"/>
-          <ns0:numId ns0:val="1004"/>
-        </ns0:numPr>
+    <ns0:bookmarkEnd ns0:id="15"/>
+    <ns0:bookmarkEnd ns0:id="16"/>
+    <ns0:bookmarkStart ns0:id="21" ns0:name="hobby"/>
+    <ns0:p>
+      <ns0:pPr>
+        <ns0:pStyle ns0:val="Heading3"/>
       </ns0:pPr>
       <ns0:r>
         <ns0:t xml:space="preserve">Hobby</ns0:t>
       </ns0:r>
     </ns0:p>
-    <ns0:bookmarkEnd ns0:id="15"/>
-    <ns0:bookmarkStart ns0:id="16" ns0:name="do-you-have-any-hobbies"/>
+    <ns0:bookmarkStart ns0:id="17" ns0:name="do-you-have-any-hobbies"/>
     <ns0:p>
       <ns0:pPr>
         <ns0:pStyle ns0:val="Heading4"/>
@@ -393,8 +391,8 @@
         <ns0:t xml:space="preserve">To be honest, I have a wide range of interests, but currently, I’m quite passionate about photography. Whenever I have some spare time, I enjoy wandering around the city to capture beautiful street scenes and natural landscapes. It’s a fantastic way for me to express my creativity and preserve memorable moments in life.</ns0:t>
       </ns0:r>
     </ns0:p>
-    <ns0:bookmarkEnd ns0:id="16"/>
-    <ns0:bookmarkStart ns0:id="17" ns0:name="X806eae0a2a2f6a6e12398d5f8fe22e89d0d60cd"/>
+    <ns0:bookmarkEnd ns0:id="17"/>
+    <ns0:bookmarkStart ns0:id="18" ns0:name="X806eae0a2a2f6a6e12398d5f8fe22e89d0d60cd"/>
     <ns0:p>
       <ns0:pPr>
         <ns0:pStyle ns0:val="Heading4"/>
@@ -459,8 +457,8 @@
         <ns0:t xml:space="preserve">It was a fun hobby that helped me improve my imagination.</ns0:t>
       </ns0:r>
     </ns0:p>
-    <ns0:bookmarkEnd ns0:id="17"/>
-    <ns0:bookmarkStart ns0:id="18" ns0:name="Xdd49ae34fc808eb514802bc7c356e917fc3cfaa"/>
+    <ns0:bookmarkEnd ns0:id="18"/>
+    <ns0:bookmarkStart ns0:id="19" ns0:name="Xdd49ae34fc808eb514802bc7c356e917fc3cfaa"/>
     <ns0:p>
       <ns0:pPr>
         <ns0:pStyle ns0:val="Heading4"/>
@@ -525,8 +523,8 @@
         <ns0:t xml:space="preserve">Even though I’m busy now, I still play to relieve stress.</ns0:t>
       </ns0:r>
     </ns0:p>
-    <ns0:bookmarkEnd ns0:id="18"/>
-    <ns0:bookmarkStart ns0:id="19" ns0:name="Xb647d6190978a5e77490aa1d282d160af906c24"/>
+    <ns0:bookmarkEnd ns0:id="19"/>
+    <ns0:bookmarkStart ns0:id="20" ns0:name="Xb647d6190978a5e77490aa1d282d160af906c24"/>
     <ns0:p>
       <ns0:pPr>
         <ns0:pStyle ns0:val="Heading4"/>
@@ -591,10 +589,10 @@
         <ns0:t xml:space="preserve">We only share a common interest in watching action movies on weekends.</ns0:t>
       </ns0:r>
     </ns0:p>
-    <ns0:bookmarkEnd ns0:id="19"/>
     <ns0:bookmarkEnd ns0:id="20"/>
     <ns0:bookmarkEnd ns0:id="21"/>
-    <ns0:bookmarkStart ns0:id="22" ns0:name="part-2"/>
+    <ns0:bookmarkEnd ns0:id="22"/>
+    <ns0:bookmarkStart ns0:id="23" ns0:name="part-2"/>
     <ns0:p>
       <ns0:pPr>
         <ns0:pStyle ns0:val="Heading2"/>
@@ -675,8 +673,8 @@
         <ns0:t xml:space="preserve">Initially, I felt a bit anxious and disconnected, as I have a habit of constantly checking my notifications. However, as the ceremony progressed, I began to appreciate the silence. Without the distraction of social media, I was able to fully immerse myself in the beautiful rituals and connect with my family members. Looking back, I felt that being "offline" for a while was quite refreshing and allowed me to be truly present during such a significant family milestone.</ns0:t>
       </ns0:r>
     </ns0:p>
-    <ns0:bookmarkEnd ns0:id="22"/>
-    <ns0:bookmarkStart ns0:id="26" ns0:name="part-3"/>
+    <ns0:bookmarkEnd ns0:id="23"/>
+    <ns0:bookmarkStart ns0:id="27" ns0:name="part-3"/>
     <ns0:p>
       <ns0:pPr>
         <ns0:pStyle ns0:val="Heading2"/>
@@ -685,7 +683,7 @@
         <ns0:t xml:space="preserve">PART 3</ns0:t>
       </ns0:r>
     </ns0:p>
-    <ns0:bookmarkStart ns0:id="23" ns0:name="Xc4bc647126a79d9ab7ad69cb2b4e520c03a6e9a"/>
+    <ns0:bookmarkStart ns0:id="24" ns0:name="Xc4bc647126a79d9ab7ad69cb2b4e520c03a6e9a"/>
     <ns0:p>
       <ns0:pPr>
         <ns0:pStyle ns0:val="Heading4"/>
@@ -702,8 +700,8 @@
         <ns0:t xml:space="preserve">In my opinion, implementing laws regarding mobile phone usage is absolutely essential, particularly for public safety. The most obvious reason is to prevent distracted driving, which is a leading cause of road accidents worldwide. Furthermore, regulations are needed in sensitive areas like exam halls or courtrooms to maintain integrity and privacy. Without these legal boundaries, people might ignore social etiquette and put others at risk. Consequently, government regulations play a vital role in ensuring that technology is used responsibly and safely.</ns0:t>
       </ns0:r>
     </ns0:p>
-    <ns0:bookmarkEnd ns0:id="23"/>
-    <ns0:bookmarkStart ns0:id="24" ns0:name="X97b89de13b327b00b20db58e43a2e9120b1a68e"/>
+    <ns0:bookmarkEnd ns0:id="24"/>
+    <ns0:bookmarkStart ns0:id="25" ns0:name="X97b89de13b327b00b20db58e43a2e9120b1a68e"/>
     <ns0:p>
       <ns0:pPr>
         <ns0:pStyle ns0:val="Heading4"/>
@@ -720,8 +718,8 @@
         <ns0:t xml:space="preserve">I wouldn't say it’s a waste of time, as photography allows individuals to document significant life events and personal milestones. It serves as a creative outlet for many people who enjoy capturing beautiful scenery or candid moments. However, it becomes problematic when people spend more time behind the lens than actually enjoying the experience. If someone is constantly obsessed with getting the perfect shot for social media, they might miss out on the actual joy of the moment, which is unfortunate.</ns0:t>
       </ns0:r>
     </ns0:p>
-    <ns0:bookmarkEnd ns0:id="24"/>
-    <ns0:bookmarkStart ns0:id="25" ns0:name="Xb88ba8335e4c56e7063af7cee0b0bc5fe916f58"/>
+    <ns0:bookmarkEnd ns0:id="25"/>
+    <ns0:bookmarkStart ns0:id="26" ns0:name="Xb88ba8335e4c56e7063af7cee0b0bc5fe916f58"/>
     <ns0:p>
       <ns0:pPr>
         <ns0:pStyle ns0:val="Heading4"/>
@@ -738,9 +736,9 @@
         <ns0:t xml:space="preserve">Mobile phones have revolutionized the way we maintain friendships by allowing constant communication regardless of geographical distance. This is a huge advantage for staying connected with long-distance friends. On the other hand, the "phubbing" phenomenon where people ignore their companions in favor of their phones can seriously damage real-life intimacy. It often leads to a lack of deep, meaningful conversation during face-to-face interactions. Therefore, while phones bridge the distance, they can also create a digital barrier between friends sitting right next to each other.</ns0:t>
       </ns0:r>
     </ns0:p>
-    <ns0:bookmarkEnd ns0:id="25"/>
     <ns0:bookmarkEnd ns0:id="26"/>
-    <ns0:bookmarkStart ns0:id="27" ns0:name="từ-vựng"/>
+    <ns0:bookmarkEnd ns0:id="27"/>
+    <ns0:bookmarkStart ns0:id="28" ns0:name="từ-vựng"/>
     <ns0:p>
       <ns0:pPr>
         <ns0:pStyle ns0:val="Heading2"/>
@@ -847,7 +845,7 @@
         </ns0:tc>
       </ns0:tr>
     </ns0:tbl>
-    <ns0:bookmarkEnd ns0:id="27"/>
+    <ns0:bookmarkEnd ns0:id="28"/>
     <ns0:sectPr>
       <ns0:headerReference ns1:id="rId1" ns0:type="default"/>
       <ns0:headerReference ns1:id="rId2" ns0:type="first"/>

--- a/chuyenDe/LS/docx/rawls7/Speaking/Level2/W7.docx
+++ b/chuyenDe/LS/docx/rawls7/Speaking/Level2/W7.docx
@@ -1588,6 +1588,25 @@
       <w:i/>
     </w:rPr>
   </w:style>
+  <w:style w:styleId="CDListeningSection" w:type="paragraph">
+    <w:name w:val="CD Listening Section"/>
+    <w:basedOn w:val="Normal"/>
+    <w:qFormat/>
+    <w:pPr>
+      <w:spacing w:after="120" w:before="100"/>
+      <w:pBdr>
+        <w:top w:color="1F4E79" w:space="3" w:sz="12" w:val="single"/>
+        <w:left w:color="1F4E79" w:space="3" w:sz="12" w:val="single"/>
+        <w:bottom w:color="1F4E79" w:space="3" w:sz="12" w:val="single"/>
+        <w:right w:color="1F4E79" w:space="3" w:sz="12" w:val="single"/>
+      </w:pBdr>
+      <w:shd w:color="auto" w:fill="EBF3FA" w:val="clear"/>
+      <w:ind w:left="240" w:right="240"/>
+    </w:pPr>
+    <w:rPr>
+      <w:rFonts w:ascii="Georgia" w:cs="Georgia" w:hAnsi="Georgia"/>
+    </w:rPr>
+  </w:style>
   <w:style w:styleId="CDSection" w:type="paragraph">
     <w:name w:val="CD Section"/>
     <w:basedOn w:val="Normal"/>
@@ -1878,6 +1897,42 @@
         <w:color w:val="FFFFFF"/>
       </w:rPr>
     </w:tblStylePr>
+  </w:style>
+  <w:style w:styleId="CDListeningSectionContainer" w:type="table">
+    <w:name w:val="CDListeningSectionContainer"/>
+    <w:basedOn w:val="TableNormal"/>
+    <w:tblPr>
+      <w:tblW w:type="pct" w:w="5000"/>
+      <w:tblLayout w:type="autofit"/>
+      <w:tblBorders>
+        <w:top w:color="E52B20" w:shadow="1" w:space="0" w:sz="24" w:val="single"/>
+        <w:left w:color="E52B20" w:shadow="1" w:space="0" w:sz="24" w:val="single"/>
+        <w:bottom w:color="E52B20" w:shadow="1" w:space="0" w:sz="24" w:val="thickThinMediumGap"/>
+        <w:right w:color="E52B20" w:shadow="1" w:space="0" w:sz="24" w:val="single"/>
+      </w:tblBorders>
+      <w:shd w:color="auto" w:fill="D6E9F8" w:val="clear"/>
+      <w:tblCellMar>
+        <w:top w:type="dxa" w:w="280"/>
+        <w:left w:type="dxa" w:w="280"/>
+        <w:bottom w:type="dxa" w:w="280"/>
+        <w:right w:type="dxa" w:w="280"/>
+      </w:tblCellMar>
+    </w:tblPr>
+  </w:style>
+  <w:style w:styleId="CDListeningSectionHeader" w:type="paragraph">
+    <w:name w:val="CD Listening Section Header"/>
+    <w:basedOn w:val="Heading1"/>
+    <w:qFormat/>
+    <w:pPr>
+      <w:spacing w:after="160" w:before="360"/>
+      <w:jc w:val="left"/>
+    </w:pPr>
+    <w:rPr>
+      <w:rFonts w:ascii="Latin Modern Sans" w:cs="Latin Modern Sans" w:hAnsi="Latin Modern Sans"/>
+      <w:b/>
+      <w:color w:val="1F4E79"/>
+      <w:sz w:val="34"/>
+    </w:rPr>
   </w:style>
   <w:style w:type="paragraph" w:customStyle="1" w:styleId="SourceCode">
     <w:name w:val="Source Code"/>

--- a/chuyenDe/LS/docx/rawls7/Speaking/Level2/W7.docx
+++ b/chuyenDe/LS/docx/rawls7/Speaking/Level2/W7.docx
@@ -1905,10 +1905,10 @@
       <w:tblW w:type="pct" w:w="5000"/>
       <w:tblLayout w:type="autofit"/>
       <w:tblBorders>
-        <w:top w:color="E52B20" w:shadow="1" w:space="0" w:sz="24" w:val="single"/>
-        <w:left w:color="E52B20" w:shadow="1" w:space="0" w:sz="24" w:val="single"/>
-        <w:bottom w:color="E52B20" w:shadow="1" w:space="0" w:sz="24" w:val="thickThinMediumGap"/>
-        <w:right w:color="E52B20" w:shadow="1" w:space="0" w:sz="24" w:val="single"/>
+        <w:top w:color="E52B20" w:shadow="1" w:space="0" w:sz="12" w:val="single"/>
+        <w:left w:color="E52B20" w:shadow="1" w:space="0" w:sz="12" w:val="single"/>
+        <w:bottom w:color="E52B20" w:shadow="1" w:space="0" w:sz="16" w:val="double"/>
+        <w:right w:color="E52B20" w:shadow="1" w:space="0" w:sz="12" w:val="single"/>
       </w:tblBorders>
       <w:shd w:color="auto" w:fill="D6E9F8" w:val="clear"/>
       <w:tblCellMar>
@@ -1924,14 +1924,14 @@
     <w:basedOn w:val="Heading1"/>
     <w:qFormat/>
     <w:pPr>
-      <w:spacing w:after="160" w:before="360"/>
-      <w:jc w:val="left"/>
+      <w:spacing w:after="120" w:before="240"/>
+      <w:jc w:val="center"/>
     </w:pPr>
     <w:rPr>
       <w:rFonts w:ascii="Latin Modern Sans" w:cs="Latin Modern Sans" w:hAnsi="Latin Modern Sans"/>
       <w:b/>
       <w:color w:val="1F4E79"/>
-      <w:sz w:val="34"/>
+      <w:sz w:val="28"/>
     </w:rPr>
   </w:style>
   <w:style w:type="paragraph" w:customStyle="1" w:styleId="SourceCode">

--- a/chuyenDe/LS/docx/rawls7/Speaking/Level2/W7.docx
+++ b/chuyenDe/LS/docx/rawls7/Speaking/Level2/W7.docx
@@ -1631,7 +1631,7 @@
     <w:basedOn w:val="Normal"/>
     <w:qFormat/>
     <w:pPr>
-      <w:spacing w:after="60" w:before="80"/>
+      <w:spacing w:after="80" w:before="120"/>
       <w:pBdr>
         <w:left w:color="1F4E79" w:space="2" w:sz="24" w:val="single"/>
       </w:pBdr>
@@ -1896,6 +1896,44 @@
         <w:b/>
         <w:color w:val="FFFFFF"/>
       </w:rPr>
+    </w:tblStylePr>
+  </w:style>
+  <w:style w:styleId="CDTranscriptTable" w:type="table">
+    <w:name w:val="CDTranscriptTable"/>
+    <w:basedOn w:val="TableNormal"/>
+    <w:tblPr>
+      <w:tblW w:type="pct" w:w="5000"/>
+      <w:tblInd w:type="dxa" w:w="240"/>
+      <w:tblLayout w:type="fixed"/>
+      <w:tblBorders>
+        <w:top w:color="BFBFBF" w:space="0" w:sz="10" w:val="single"/>
+        <w:left w:color="BFBFBF" w:space="0" w:sz="10" w:val="single"/>
+        <w:bottom w:color="BFBFBF" w:space="0" w:sz="10" w:val="single"/>
+        <w:right w:color="BFBFBF" w:space="0" w:sz="10" w:val="single"/>
+        <w:insideH w:color="D0D0D0" w:space="0" w:sz="8" w:val="single"/>
+        <w:insideV w:color="D0D0D0" w:space="0" w:sz="8" w:val="single"/>
+      </w:tblBorders>
+      <w:tblCellMar>
+        <w:top w:type="dxa" w:w="80"/>
+        <w:left w:type="dxa" w:w="120"/>
+        <w:bottom w:type="dxa" w:w="80"/>
+        <w:right w:type="dxa" w:w="120"/>
+      </w:tblCellMar>
+    </w:tblPr>
+    <w:tblStylePr w:type="firstRow">
+      <w:tcPr>
+        <w:shd w:color="auto" w:fill="1F4E79" w:val="clear"/>
+      </w:tcPr>
+      <w:rPr>
+        <w:rFonts w:ascii="Latin Modern Sans" w:cs="Latin Modern Sans" w:hAnsi="Latin Modern Sans"/>
+        <w:b/>
+        <w:color w:val="FFFFFF"/>
+      </w:rPr>
+    </w:tblStylePr>
+    <w:tblStylePr w:type="band1Horz">
+      <w:tcPr>
+        <w:shd w:color="auto" w:fill="F5F5F5" w:val="clear"/>
+      </w:tcPr>
     </w:tblStylePr>
   </w:style>
   <w:style w:styleId="CDListeningSectionContainer" w:type="table">

--- a/chuyenDe/LS/docx/rawls7/Speaking/Level2/W7.docx
+++ b/chuyenDe/LS/docx/rawls7/Speaking/Level2/W7.docx
@@ -1972,6 +1972,31 @@
       <w:sz w:val="28"/>
     </w:rPr>
   </w:style>
+  <w:style w:styleId="CDTranscriptSection" w:type="paragraph">
+    <w:name w:val="CD Transcript Section"/>
+    <w:basedOn w:val="Normal"/>
+    <w:qFormat/>
+    <w:pPr>
+      <w:spacing w:after="80" w:before="160"/>
+    </w:pPr>
+    <w:rPr>
+      <w:rFonts w:ascii="Latin Modern Sans" w:cs="Latin Modern Sans" w:hAnsi="Latin Modern Sans"/>
+      <w:color w:val="1F4E79"/>
+      <w:sz w:val="24"/>
+    </w:rPr>
+  </w:style>
+  <w:style w:styleId="CDTranscriptContent" w:type="paragraph">
+    <w:name w:val="CD Transcript Content"/>
+    <w:basedOn w:val="Normal"/>
+    <w:qFormat/>
+    <w:pPr>
+      <w:spacing w:after="120" w:before="0"/>
+    </w:pPr>
+    <w:rPr>
+      <w:rFonts w:ascii="Georgia" w:cs="Georgia" w:hAnsi="Georgia"/>
+      <w:sz w:val="24"/>
+    </w:rPr>
+  </w:style>
   <w:style w:type="paragraph" w:customStyle="1" w:styleId="SourceCode">
     <w:name w:val="Source Code"/>
     <w:basedOn w:val="Normal"/>

--- a/chuyenDe/LS/docx/rawls7/Speaking/Level2/W7.docx
+++ b/chuyenDe/LS/docx/rawls7/Speaking/Level2/W7.docx
@@ -817,30 +817,1100 @@
             <ns0:pPr>
               <ns0:pStyle ns0:val="Compact"/>
             </ns0:pPr>
-          </ns0:p>
-        </ns0:tc>
-        <ns0:tc>
-          <ns0:tcPr/>
-          <ns0:p>
-            <ns0:pPr>
-              <ns0:pStyle ns0:val="Compact"/>
-            </ns0:pPr>
-          </ns0:p>
-        </ns0:tc>
-        <ns0:tc>
-          <ns0:tcPr/>
-          <ns0:p>
-            <ns0:pPr>
-              <ns0:pStyle ns0:val="Compact"/>
-            </ns0:pPr>
-          </ns0:p>
-        </ns0:tc>
-        <ns0:tc>
-          <ns0:tcPr/>
-          <ns0:p>
-            <ns0:pPr>
-              <ns0:pStyle ns0:val="Compact"/>
-            </ns0:pPr>
+            <ns0:r>
+              <ns0:t xml:space="preserve">spark (v)</ns0:t>
+            </ns0:r>
+          </ns0:p>
+        </ns0:tc>
+        <ns0:tc>
+          <ns0:tcPr/>
+          <ns0:p>
+            <ns0:pPr>
+              <ns0:pStyle ns0:val="Compact"/>
+            </ns0:pPr>
+            <ns0:r>
+              <ns0:t xml:space="preserve">/spɑːk/</ns0:t>
+            </ns0:r>
+          </ns0:p>
+        </ns0:tc>
+        <ns0:tc>
+          <ns0:tcPr/>
+          <ns0:p>
+            <ns0:pPr>
+              <ns0:pStyle ns0:val="Compact"/>
+            </ns0:pPr>
+            <ns0:r>
+              <ns0:t xml:space="preserve">to cause something to start or develop (khơi dậy, kích thích)</ns0:t>
+            </ns0:r>
+          </ns0:p>
+        </ns0:tc>
+        <ns0:tc>
+          <ns0:tcPr/>
+          <ns0:p>
+            <ns0:pPr>
+              <ns0:pStyle ns0:val="Compact"/>
+            </ns0:pPr>
+            <ns0:r>
+              <ns0:t xml:space="preserve">This gift</ns0:t>
+            </ns0:r>
+            <ns0:r>
+              <ns0:t xml:space="preserve"> </ns0:t>
+            </ns0:r>
+            <ns0:r>
+              <ns0:rPr>
+                <ns0:b/>
+                <ns0:bCs/>
+              </ns0:rPr>
+              <ns0:t xml:space="preserve">sparked</ns0:t>
+            </ns0:r>
+            <ns0:r>
+              <ns0:t xml:space="preserve"> </ns0:t>
+            </ns0:r>
+            <ns0:r>
+              <ns0:t xml:space="preserve">my interest in photography as a serious hobby.</ns0:t>
+            </ns0:r>
+          </ns0:p>
+        </ns0:tc>
+      </ns0:tr>
+      <ns0:tr>
+        <ns0:tc>
+          <ns0:tcPr/>
+          <ns0:p>
+            <ns0:pPr>
+              <ns0:pStyle ns0:val="Compact"/>
+            </ns0:pPr>
+            <ns0:r>
+              <ns0:t xml:space="preserve">treasure (v)</ns0:t>
+            </ns0:r>
+          </ns0:p>
+        </ns0:tc>
+        <ns0:tc>
+          <ns0:tcPr/>
+          <ns0:p>
+            <ns0:pPr>
+              <ns0:pStyle ns0:val="Compact"/>
+            </ns0:pPr>
+            <ns0:r>
+              <ns0:t xml:space="preserve">/ˈtreʒ.ər/</ns0:t>
+            </ns0:r>
+          </ns0:p>
+        </ns0:tc>
+        <ns0:tc>
+          <ns0:tcPr/>
+          <ns0:p>
+            <ns0:pPr>
+              <ns0:pStyle ns0:val="Compact"/>
+            </ns0:pPr>
+            <ns0:r>
+              <ns0:t xml:space="preserve">to value something highly (trở giá, quý trọng)</ns0:t>
+            </ns0:r>
+          </ns0:p>
+        </ns0:tc>
+        <ns0:tc>
+          <ns0:tcPr/>
+          <ns0:p>
+            <ns0:pPr>
+              <ns0:pStyle ns0:val="Compact"/>
+            </ns0:pPr>
+            <ns0:r>
+              <ns0:t xml:space="preserve">I still</ns0:t>
+            </ns0:r>
+            <ns0:r>
+              <ns0:t xml:space="preserve"> </ns0:t>
+            </ns0:r>
+            <ns0:r>
+              <ns0:rPr>
+                <ns0:b/>
+                <ns0:bCs/>
+              </ns0:rPr>
+              <ns0:t xml:space="preserve">treasure</ns0:t>
+            </ns0:r>
+            <ns0:r>
+              <ns0:t xml:space="preserve"> </ns0:t>
+            </ns0:r>
+            <ns0:r>
+              <ns0:t xml:space="preserve">the camera because it reminds me of my brother’s support.</ns0:t>
+            </ns0:r>
+          </ns0:p>
+        </ns0:tc>
+      </ns0:tr>
+      <ns0:tr>
+        <ns0:tc>
+          <ns0:tcPr/>
+          <ns0:p>
+            <ns0:pPr>
+              <ns0:pStyle ns0:val="Compact"/>
+            </ns0:pPr>
+            <ns0:r>
+              <ns0:t xml:space="preserve">decent (adj)</ns0:t>
+            </ns0:r>
+          </ns0:p>
+        </ns0:tc>
+        <ns0:tc>
+          <ns0:tcPr/>
+          <ns0:p>
+            <ns0:pPr>
+              <ns0:pStyle ns0:val="Compact"/>
+            </ns0:pPr>
+            <ns0:r>
+              <ns0:t xml:space="preserve">/ˈdiː.sənt/</ns0:t>
+            </ns0:r>
+          </ns0:p>
+        </ns0:tc>
+        <ns0:tc>
+          <ns0:tcPr/>
+          <ns0:p>
+            <ns0:pPr>
+              <ns0:pStyle ns0:val="Compact"/>
+            </ns0:pPr>
+            <ns0:r>
+              <ns0:t xml:space="preserve">good enough or acceptable (khá tốt)</ns0:t>
+            </ns0:r>
+          </ns0:p>
+        </ns0:tc>
+        <ns0:tc>
+          <ns0:tcPr/>
+          <ns0:p>
+            <ns0:pPr>
+              <ns0:pStyle ns0:val="Compact"/>
+            </ns0:pPr>
+            <ns0:r>
+              <ns0:t xml:space="preserve">I’d like to think I’m fairly</ns0:t>
+            </ns0:r>
+            <ns0:r>
+              <ns0:t xml:space="preserve"> </ns0:t>
+            </ns0:r>
+            <ns0:r>
+              <ns0:rPr>
+                <ns0:b/>
+                <ns0:bCs/>
+              </ns0:rPr>
+              <ns0:t xml:space="preserve">decent</ns0:t>
+            </ns0:r>
+            <ns0:r>
+              <ns0:t xml:space="preserve"> </ns0:t>
+            </ns0:r>
+            <ns0:r>
+              <ns0:t xml:space="preserve">at picking out presents.</ns0:t>
+            </ns0:r>
+          </ns0:p>
+        </ns0:tc>
+      </ns0:tr>
+      <ns0:tr>
+        <ns0:tc>
+          <ns0:tcPr/>
+          <ns0:p>
+            <ns0:pPr>
+              <ns0:pStyle ns0:val="Compact"/>
+            </ns0:pPr>
+            <ns0:r>
+              <ns0:t xml:space="preserve">recipient (n)</ns0:t>
+            </ns0:r>
+          </ns0:p>
+        </ns0:tc>
+        <ns0:tc>
+          <ns0:tcPr/>
+          <ns0:p>
+            <ns0:pPr>
+              <ns0:pStyle ns0:val="Compact"/>
+            </ns0:pPr>
+            <ns0:r>
+              <ns0:t xml:space="preserve">/rɪˈsɪp.i.ənt/</ns0:t>
+            </ns0:r>
+          </ns0:p>
+        </ns0:tc>
+        <ns0:tc>
+          <ns0:tcPr/>
+          <ns0:p>
+            <ns0:pPr>
+              <ns0:pStyle ns0:val="Compact"/>
+            </ns0:pPr>
+            <ns0:r>
+              <ns0:t xml:space="preserve">a person who receives something (người nhận)</ns0:t>
+            </ns0:r>
+          </ns0:p>
+        </ns0:tc>
+        <ns0:tc>
+          <ns0:tcPr/>
+          <ns0:p>
+            <ns0:pPr>
+              <ns0:pStyle ns0:val="Compact"/>
+            </ns0:pPr>
+            <ns0:r>
+              <ns0:t xml:space="preserve">The most important factor is the</ns0:t>
+            </ns0:r>
+            <ns0:r>
+              <ns0:t xml:space="preserve"> </ns0:t>
+            </ns0:r>
+            <ns0:r>
+              <ns0:rPr>
+                <ns0:b/>
+                <ns0:bCs/>
+              </ns0:rPr>
+              <ns0:t xml:space="preserve">recipient’s</ns0:t>
+            </ns0:r>
+            <ns0:r>
+              <ns0:t xml:space="preserve"> </ns0:t>
+            </ns0:r>
+            <ns0:r>
+              <ns0:t xml:space="preserve">personal taste.</ns0:t>
+            </ns0:r>
+          </ns0:p>
+        </ns0:tc>
+      </ns0:tr>
+      <ns0:tr>
+        <ns0:tc>
+          <ns0:tcPr/>
+          <ns0:p>
+            <ns0:pPr>
+              <ns0:pStyle ns0:val="Compact"/>
+            </ns0:pPr>
+            <ns0:r>
+              <ns0:t xml:space="preserve">sentimental (adj)</ns0:t>
+            </ns0:r>
+          </ns0:p>
+        </ns0:tc>
+        <ns0:tc>
+          <ns0:tcPr/>
+          <ns0:p>
+            <ns0:pPr>
+              <ns0:pStyle ns0:val="Compact"/>
+            </ns0:pPr>
+            <ns0:r>
+              <ns0:t xml:space="preserve">/ˌsen.tɪˈmen.təl/</ns0:t>
+            </ns0:r>
+          </ns0:p>
+        </ns0:tc>
+        <ns0:tc>
+          <ns0:tcPr/>
+          <ns0:p>
+            <ns0:pPr>
+              <ns0:pStyle ns0:val="Compact"/>
+            </ns0:pPr>
+            <ns0:r>
+              <ns0:t xml:space="preserve">relating to emotions and feelings (thuộc về tình cảm)</ns0:t>
+            </ns0:r>
+          </ns0:p>
+        </ns0:tc>
+        <ns0:tc>
+          <ns0:tcPr/>
+          <ns0:p>
+            <ns0:pPr>
+              <ns0:pStyle ns0:val="Compact"/>
+            </ns0:pPr>
+            <ns0:r>
+              <ns0:t xml:space="preserve">The</ns0:t>
+            </ns0:r>
+            <ns0:r>
+              <ns0:t xml:space="preserve"> </ns0:t>
+            </ns0:r>
+            <ns0:r>
+              <ns0:rPr>
+                <ns0:b/>
+                <ns0:bCs/>
+              </ns0:rPr>
+              <ns0:t xml:space="preserve">sentimental</ns0:t>
+            </ns0:r>
+            <ns0:r>
+              <ns0:t xml:space="preserve"> </ns0:t>
+            </ns0:r>
+            <ns0:r>
+              <ns0:t xml:space="preserve">value matters much more to me than the price.</ns0:t>
+            </ns0:r>
+          </ns0:p>
+        </ns0:tc>
+      </ns0:tr>
+      <ns0:tr>
+        <ns0:tc>
+          <ns0:tcPr/>
+          <ns0:p>
+            <ns0:pPr>
+              <ns0:pStyle ns0:val="Compact"/>
+            </ns0:pPr>
+            <ns0:r>
+              <ns0:t xml:space="preserve">passionate (adj)</ns0:t>
+            </ns0:r>
+          </ns0:p>
+        </ns0:tc>
+        <ns0:tc>
+          <ns0:tcPr/>
+          <ns0:p>
+            <ns0:pPr>
+              <ns0:pStyle ns0:val="Compact"/>
+            </ns0:pPr>
+            <ns0:r>
+              <ns0:t xml:space="preserve">/ˈpæʃ.ən.ət/</ns0:t>
+            </ns0:r>
+          </ns0:p>
+        </ns0:tc>
+        <ns0:tc>
+          <ns0:tcPr/>
+          <ns0:p>
+            <ns0:pPr>
+              <ns0:pStyle ns0:val="Compact"/>
+            </ns0:pPr>
+            <ns0:r>
+              <ns0:t xml:space="preserve">having strong feelings or enthusiasm for something (đam mê)</ns0:t>
+            </ns0:r>
+          </ns0:p>
+        </ns0:tc>
+        <ns0:tc>
+          <ns0:tcPr/>
+          <ns0:p>
+            <ns0:pPr>
+              <ns0:pStyle ns0:val="Compact"/>
+            </ns0:pPr>
+            <ns0:r>
+              <ns0:t xml:space="preserve">I’m quite</ns0:t>
+            </ns0:r>
+            <ns0:r>
+              <ns0:t xml:space="preserve"> </ns0:t>
+            </ns0:r>
+            <ns0:r>
+              <ns0:rPr>
+                <ns0:b/>
+                <ns0:bCs/>
+              </ns0:rPr>
+              <ns0:t xml:space="preserve">passionate</ns0:t>
+            </ns0:r>
+            <ns0:r>
+              <ns0:t xml:space="preserve"> </ns0:t>
+            </ns0:r>
+            <ns0:r>
+              <ns0:t xml:space="preserve">about photography and taking street photos.</ns0:t>
+            </ns0:r>
+          </ns0:p>
+        </ns0:tc>
+      </ns0:tr>
+      <ns0:tr>
+        <ns0:tc>
+          <ns0:tcPr/>
+          <ns0:p>
+            <ns0:pPr>
+              <ns0:pStyle ns0:val="Compact"/>
+            </ns0:pPr>
+            <ns0:r>
+              <ns0:t xml:space="preserve">wander (v)</ns0:t>
+            </ns0:r>
+          </ns0:p>
+        </ns0:tc>
+        <ns0:tc>
+          <ns0:tcPr/>
+          <ns0:p>
+            <ns0:pPr>
+              <ns0:pStyle ns0:val="Compact"/>
+            </ns0:pPr>
+            <ns0:r>
+              <ns0:t xml:space="preserve">/ˈwɒn.dər/</ns0:t>
+            </ns0:r>
+          </ns0:p>
+        </ns0:tc>
+        <ns0:tc>
+          <ns0:tcPr/>
+          <ns0:p>
+            <ns0:pPr>
+              <ns0:pStyle ns0:val="Compact"/>
+            </ns0:pPr>
+            <ns0:r>
+              <ns0:t xml:space="preserve">to walk slowly without a clear direction (đi lang thang)</ns0:t>
+            </ns0:r>
+          </ns0:p>
+        </ns0:tc>
+        <ns0:tc>
+          <ns0:tcPr/>
+          <ns0:p>
+            <ns0:pPr>
+              <ns0:pStyle ns0:val="Compact"/>
+            </ns0:pPr>
+            <ns0:r>
+              <ns0:t xml:space="preserve">I enjoy</ns0:t>
+            </ns0:r>
+            <ns0:r>
+              <ns0:t xml:space="preserve"> </ns0:t>
+            </ns0:r>
+            <ns0:r>
+              <ns0:rPr>
+                <ns0:b/>
+                <ns0:bCs/>
+              </ns0:rPr>
+              <ns0:t xml:space="preserve">wandering</ns0:t>
+            </ns0:r>
+            <ns0:r>
+              <ns0:t xml:space="preserve"> </ns0:t>
+            </ns0:r>
+            <ns0:r>
+              <ns0:t xml:space="preserve">around the city to capture beautiful scenes.</ns0:t>
+            </ns0:r>
+          </ns0:p>
+        </ns0:tc>
+      </ns0:tr>
+      <ns0:tr>
+        <ns0:tc>
+          <ns0:tcPr/>
+          <ns0:p>
+            <ns0:pPr>
+              <ns0:pStyle ns0:val="Compact"/>
+            </ns0:pPr>
+            <ns0:r>
+              <ns0:t xml:space="preserve">obsessed (adj)</ns0:t>
+            </ns0:r>
+          </ns0:p>
+        </ns0:tc>
+        <ns0:tc>
+          <ns0:tcPr/>
+          <ns0:p>
+            <ns0:pPr>
+              <ns0:pStyle ns0:val="Compact"/>
+            </ns0:pPr>
+            <ns0:r>
+              <ns0:t xml:space="preserve">/əbˈsest/</ns0:t>
+            </ns0:r>
+          </ns0:p>
+        </ns0:tc>
+        <ns0:tc>
+          <ns0:tcPr/>
+          <ns0:p>
+            <ns0:pPr>
+              <ns0:pStyle ns0:val="Compact"/>
+            </ns0:pPr>
+            <ns0:r>
+              <ns0:t xml:space="preserve">unable to stop thinking about something (ám ảnh, say mê)</ns0:t>
+            </ns0:r>
+          </ns0:p>
+        </ns0:tc>
+        <ns0:tc>
+          <ns0:tcPr/>
+          <ns0:p>
+            <ns0:pPr>
+              <ns0:pStyle ns0:val="Compact"/>
+            </ns0:pPr>
+            <ns0:r>
+              <ns0:t xml:space="preserve">Back in my childhood, I was</ns0:t>
+            </ns0:r>
+            <ns0:r>
+              <ns0:t xml:space="preserve"> </ns0:t>
+            </ns0:r>
+            <ns0:r>
+              <ns0:rPr>
+                <ns0:b/>
+                <ns0:bCs/>
+              </ns0:rPr>
+              <ns0:t xml:space="preserve">obsessed</ns0:t>
+            </ns0:r>
+            <ns0:r>
+              <ns0:t xml:space="preserve"> </ns0:t>
+            </ns0:r>
+            <ns0:r>
+              <ns0:t xml:space="preserve">with building Lego sets.</ns0:t>
+            </ns0:r>
+          </ns0:p>
+        </ns0:tc>
+      </ns0:tr>
+      <ns0:tr>
+        <ns0:tc>
+          <ns0:tcPr/>
+          <ns0:p>
+            <ns0:pPr>
+              <ns0:pStyle ns0:val="Compact"/>
+            </ns0:pPr>
+            <ns0:r>
+              <ns0:t xml:space="preserve">prohibit (v)</ns0:t>
+            </ns0:r>
+          </ns0:p>
+        </ns0:tc>
+        <ns0:tc>
+          <ns0:tcPr/>
+          <ns0:p>
+            <ns0:pPr>
+              <ns0:pStyle ns0:val="Compact"/>
+            </ns0:pPr>
+            <ns0:r>
+              <ns0:t xml:space="preserve">/prəˈhɪb.ɪt/</ns0:t>
+            </ns0:r>
+          </ns0:p>
+        </ns0:tc>
+        <ns0:tc>
+          <ns0:tcPr/>
+          <ns0:p>
+            <ns0:pPr>
+              <ns0:pStyle ns0:val="Compact"/>
+            </ns0:pPr>
+            <ns0:r>
+              <ns0:t xml:space="preserve">to officially forbid something (cấm)</ns0:t>
+            </ns0:r>
+          </ns0:p>
+        </ns0:tc>
+        <ns0:tc>
+          <ns0:tcPr/>
+          <ns0:p>
+            <ns0:pPr>
+              <ns0:pStyle ns0:val="Compact"/>
+            </ns0:pPr>
+            <ns0:r>
+              <ns0:t xml:space="preserve">I was</ns0:t>
+            </ns0:r>
+            <ns0:r>
+              <ns0:t xml:space="preserve"> </ns0:t>
+            </ns0:r>
+            <ns0:r>
+              <ns0:rPr>
+                <ns0:b/>
+                <ns0:bCs/>
+              </ns0:rPr>
+              <ns0:t xml:space="preserve">prohibited</ns0:t>
+            </ns0:r>
+            <ns0:r>
+              <ns0:t xml:space="preserve"> </ns0:t>
+            </ns0:r>
+            <ns0:r>
+              <ns0:t xml:space="preserve">from using my smartphone during the ceremony.</ns0:t>
+            </ns0:r>
+          </ns0:p>
+        </ns0:tc>
+      </ns0:tr>
+      <ns0:tr>
+        <ns0:tc>
+          <ns0:tcPr/>
+          <ns0:p>
+            <ns0:pPr>
+              <ns0:pStyle ns0:val="Compact"/>
+            </ns0:pPr>
+            <ns0:r>
+              <ns0:t xml:space="preserve">sacred (adj)</ns0:t>
+            </ns0:r>
+          </ns0:p>
+        </ns0:tc>
+        <ns0:tc>
+          <ns0:tcPr/>
+          <ns0:p>
+            <ns0:pPr>
+              <ns0:pStyle ns0:val="Compact"/>
+            </ns0:pPr>
+            <ns0:r>
+              <ns0:t xml:space="preserve">/ˈseɪ.krɪd/</ns0:t>
+            </ns0:r>
+          </ns0:p>
+        </ns0:tc>
+        <ns0:tc>
+          <ns0:tcPr/>
+          <ns0:p>
+            <ns0:pPr>
+              <ns0:pStyle ns0:val="Compact"/>
+            </ns0:pPr>
+            <ns0:r>
+              <ns0:t xml:space="preserve">connected with religion or deserving respect (thiêng liêng)</ns0:t>
+            </ns0:r>
+          </ns0:p>
+        </ns0:tc>
+        <ns0:tc>
+          <ns0:tcPr/>
+          <ns0:p>
+            <ns0:pPr>
+              <ns0:pStyle ns0:val="Compact"/>
+            </ns0:pPr>
+            <ns0:r>
+              <ns0:t xml:space="preserve">The atmosphere was quite</ns0:t>
+            </ns0:r>
+            <ns0:r>
+              <ns0:t xml:space="preserve"> </ns0:t>
+            </ns0:r>
+            <ns0:r>
+              <ns0:rPr>
+                <ns0:b/>
+                <ns0:bCs/>
+              </ns0:rPr>
+              <ns0:t xml:space="preserve">sacred</ns0:t>
+            </ns0:r>
+            <ns0:r>
+              <ns0:t xml:space="preserve"> </ns0:t>
+            </ns0:r>
+            <ns0:r>
+              <ns0:t xml:space="preserve">at the temple.</ns0:t>
+            </ns0:r>
+          </ns0:p>
+        </ns0:tc>
+      </ns0:tr>
+      <ns0:tr>
+        <ns0:tc>
+          <ns0:tcPr/>
+          <ns0:p>
+            <ns0:pPr>
+              <ns0:pStyle ns0:val="Compact"/>
+            </ns0:pPr>
+            <ns0:r>
+              <ns0:t xml:space="preserve">solemnity (n)</ns0:t>
+            </ns0:r>
+          </ns0:p>
+        </ns0:tc>
+        <ns0:tc>
+          <ns0:tcPr/>
+          <ns0:p>
+            <ns0:pPr>
+              <ns0:pStyle ns0:val="Compact"/>
+            </ns0:pPr>
+            <ns0:r>
+              <ns0:t xml:space="preserve">/səˈlem.nə.ti/</ns0:t>
+            </ns0:r>
+          </ns0:p>
+        </ns0:tc>
+        <ns0:tc>
+          <ns0:tcPr/>
+          <ns0:p>
+            <ns0:pPr>
+              <ns0:pStyle ns0:val="Compact"/>
+            </ns0:pPr>
+            <ns0:r>
+              <ns0:t xml:space="preserve">the quality of being serious and formal (sự trang nghiêm)</ns0:t>
+            </ns0:r>
+          </ns0:p>
+        </ns0:tc>
+        <ns0:tc>
+          <ns0:tcPr/>
+          <ns0:p>
+            <ns0:pPr>
+              <ns0:pStyle ns0:val="Compact"/>
+            </ns0:pPr>
+            <ns0:r>
+              <ns0:t xml:space="preserve">The restriction was to maintain the</ns0:t>
+            </ns0:r>
+            <ns0:r>
+              <ns0:t xml:space="preserve"> </ns0:t>
+            </ns0:r>
+            <ns0:r>
+              <ns0:rPr>
+                <ns0:b/>
+                <ns0:bCs/>
+              </ns0:rPr>
+              <ns0:t xml:space="preserve">solemnity</ns0:t>
+            </ns0:r>
+            <ns0:r>
+              <ns0:t xml:space="preserve"> </ns0:t>
+            </ns0:r>
+            <ns0:r>
+              <ns0:t xml:space="preserve">of the event.</ns0:t>
+            </ns0:r>
+          </ns0:p>
+        </ns0:tc>
+      </ns0:tr>
+      <ns0:tr>
+        <ns0:tc>
+          <ns0:tcPr/>
+          <ns0:p>
+            <ns0:pPr>
+              <ns0:pStyle ns0:val="Compact"/>
+            </ns0:pPr>
+            <ns0:r>
+              <ns0:t xml:space="preserve">disruptive (adj)</ns0:t>
+            </ns0:r>
+          </ns0:p>
+        </ns0:tc>
+        <ns0:tc>
+          <ns0:tcPr/>
+          <ns0:p>
+            <ns0:pPr>
+              <ns0:pStyle ns0:val="Compact"/>
+            </ns0:pPr>
+            <ns0:r>
+              <ns0:t xml:space="preserve">/dɪsˈrʌp.tɪv/</ns0:t>
+            </ns0:r>
+          </ns0:p>
+        </ns0:tc>
+        <ns0:tc>
+          <ns0:tcPr/>
+          <ns0:p>
+            <ns0:pPr>
+              <ns0:pStyle ns0:val="Compact"/>
+            </ns0:pPr>
+            <ns0:r>
+              <ns0:t xml:space="preserve">causing interruption or disturbance (gây xáo trộn)</ns0:t>
+            </ns0:r>
+          </ns0:p>
+        </ns0:tc>
+        <ns0:tc>
+          <ns0:tcPr/>
+          <ns0:p>
+            <ns0:pPr>
+              <ns0:pStyle ns0:val="Compact"/>
+            </ns0:pPr>
+            <ns0:r>
+              <ns0:t xml:space="preserve">The ringing would be extremely</ns0:t>
+            </ns0:r>
+            <ns0:r>
+              <ns0:t xml:space="preserve"> </ns0:t>
+            </ns0:r>
+            <ns0:r>
+              <ns0:rPr>
+                <ns0:b/>
+                <ns0:bCs/>
+              </ns0:rPr>
+              <ns0:t xml:space="preserve">disruptive</ns0:t>
+            </ns0:r>
+            <ns0:r>
+              <ns0:t xml:space="preserve"> </ns0:t>
+            </ns0:r>
+            <ns0:r>
+              <ns0:t xml:space="preserve">to the prayers.</ns0:t>
+            </ns0:r>
+          </ns0:p>
+        </ns0:tc>
+      </ns0:tr>
+      <ns0:tr>
+        <ns0:tc>
+          <ns0:tcPr/>
+          <ns0:p>
+            <ns0:pPr>
+              <ns0:pStyle ns0:val="Compact"/>
+            </ns0:pPr>
+            <ns0:r>
+              <ns0:t xml:space="preserve">immerse (v)</ns0:t>
+            </ns0:r>
+          </ns0:p>
+        </ns0:tc>
+        <ns0:tc>
+          <ns0:tcPr/>
+          <ns0:p>
+            <ns0:pPr>
+              <ns0:pStyle ns0:val="Compact"/>
+            </ns0:pPr>
+            <ns0:r>
+              <ns0:t xml:space="preserve">/ɪˈmɜːs/</ns0:t>
+            </ns0:r>
+          </ns0:p>
+        </ns0:tc>
+        <ns0:tc>
+          <ns0:tcPr/>
+          <ns0:p>
+            <ns0:pPr>
+              <ns0:pStyle ns0:val="Compact"/>
+            </ns0:pPr>
+            <ns0:r>
+              <ns0:t xml:space="preserve">to involve oneself deeply in something (đắm chìm, hòa mình)</ns0:t>
+            </ns0:r>
+          </ns0:p>
+        </ns0:tc>
+        <ns0:tc>
+          <ns0:tcPr/>
+          <ns0:p>
+            <ns0:pPr>
+              <ns0:pStyle ns0:val="Compact"/>
+            </ns0:pPr>
+            <ns0:r>
+              <ns0:t xml:space="preserve">I was able to fully</ns0:t>
+            </ns0:r>
+            <ns0:r>
+              <ns0:t xml:space="preserve"> </ns0:t>
+            </ns0:r>
+            <ns0:r>
+              <ns0:rPr>
+                <ns0:b/>
+                <ns0:bCs/>
+              </ns0:rPr>
+              <ns0:t xml:space="preserve">immerse</ns0:t>
+            </ns0:r>
+            <ns0:r>
+              <ns0:t xml:space="preserve"> </ns0:t>
+            </ns0:r>
+            <ns0:r>
+              <ns0:t xml:space="preserve">myself in the beautiful rituals.</ns0:t>
+            </ns0:r>
+          </ns0:p>
+        </ns0:tc>
+      </ns0:tr>
+      <ns0:tr>
+        <ns0:tc>
+          <ns0:tcPr/>
+          <ns0:p>
+            <ns0:pPr>
+              <ns0:pStyle ns0:val="Compact"/>
+            </ns0:pPr>
+            <ns0:r>
+              <ns0:t xml:space="preserve">implement (v)</ns0:t>
+            </ns0:r>
+          </ns0:p>
+        </ns0:tc>
+        <ns0:tc>
+          <ns0:tcPr/>
+          <ns0:p>
+            <ns0:pPr>
+              <ns0:pStyle ns0:val="Compact"/>
+            </ns0:pPr>
+            <ns0:r>
+              <ns0:t xml:space="preserve">/ˈɪm.plɪ.ment/</ns0:t>
+            </ns0:r>
+          </ns0:p>
+        </ns0:tc>
+        <ns0:tc>
+          <ns0:tcPr/>
+          <ns0:p>
+            <ns0:pPr>
+              <ns0:pStyle ns0:val="Compact"/>
+            </ns0:pPr>
+            <ns0:r>
+              <ns0:t xml:space="preserve">to put a plan into action (thực hiện)</ns0:t>
+            </ns0:r>
+          </ns0:p>
+        </ns0:tc>
+        <ns0:tc>
+          <ns0:tcPr/>
+          <ns0:p>
+            <ns0:pPr>
+              <ns0:pStyle ns0:val="Compact"/>
+            </ns0:pPr>
+            <ns0:r>
+              <ns0:rPr>
+                <ns0:b/>
+                <ns0:bCs/>
+              </ns0:rPr>
+              <ns0:t xml:space="preserve">Implementing</ns0:t>
+            </ns0:r>
+            <ns0:r>
+              <ns0:t xml:space="preserve"> </ns0:t>
+            </ns0:r>
+            <ns0:r>
+              <ns0:t xml:space="preserve">laws regarding mobile phone usage is essential.</ns0:t>
+            </ns0:r>
+          </ns0:p>
+        </ns0:tc>
+      </ns0:tr>
+      <ns0:tr>
+        <ns0:tc>
+          <ns0:tcPr/>
+          <ns0:p>
+            <ns0:pPr>
+              <ns0:pStyle ns0:val="Compact"/>
+            </ns0:pPr>
+            <ns0:r>
+              <ns0:t xml:space="preserve">integrity (n)</ns0:t>
+            </ns0:r>
+          </ns0:p>
+        </ns0:tc>
+        <ns0:tc>
+          <ns0:tcPr/>
+          <ns0:p>
+            <ns0:pPr>
+              <ns0:pStyle ns0:val="Compact"/>
+            </ns0:pPr>
+            <ns0:r>
+              <ns0:t xml:space="preserve">/ɪnˈteɡ.rə.ti/</ns0:t>
+            </ns0:r>
+          </ns0:p>
+        </ns0:tc>
+        <ns0:tc>
+          <ns0:tcPr/>
+          <ns0:p>
+            <ns0:pPr>
+              <ns0:pStyle ns0:val="Compact"/>
+            </ns0:pPr>
+            <ns0:r>
+              <ns0:t xml:space="preserve">the quality of being honest and fair (tính chính trực)</ns0:t>
+            </ns0:r>
+          </ns0:p>
+        </ns0:tc>
+        <ns0:tc>
+          <ns0:tcPr/>
+          <ns0:p>
+            <ns0:pPr>
+              <ns0:pStyle ns0:val="Compact"/>
+            </ns0:pPr>
+            <ns0:r>
+              <ns0:t xml:space="preserve">Regulations are needed in exam halls to maintain</ns0:t>
+            </ns0:r>
+            <ns0:r>
+              <ns0:t xml:space="preserve"> </ns0:t>
+            </ns0:r>
+            <ns0:r>
+              <ns0:rPr>
+                <ns0:b/>
+                <ns0:bCs/>
+              </ns0:rPr>
+              <ns0:t xml:space="preserve">integrity</ns0:t>
+            </ns0:r>
+            <ns0:r>
+              <ns0:t xml:space="preserve">.</ns0:t>
+            </ns0:r>
+          </ns0:p>
+        </ns0:tc>
+      </ns0:tr>
+      <ns0:tr>
+        <ns0:tc>
+          <ns0:tcPr/>
+          <ns0:p>
+            <ns0:pPr>
+              <ns0:pStyle ns0:val="Compact"/>
+            </ns0:pPr>
+            <ns0:r>
+              <ns0:t xml:space="preserve">milestone (n)</ns0:t>
+            </ns0:r>
+          </ns0:p>
+        </ns0:tc>
+        <ns0:tc>
+          <ns0:tcPr/>
+          <ns0:p>
+            <ns0:pPr>
+              <ns0:pStyle ns0:val="Compact"/>
+            </ns0:pPr>
+            <ns0:r>
+              <ns0:t xml:space="preserve">/ˈmaɪl.stəʊn/</ns0:t>
+            </ns0:r>
+          </ns0:p>
+        </ns0:tc>
+        <ns0:tc>
+          <ns0:tcPr/>
+          <ns0:p>
+            <ns0:pPr>
+              <ns0:pStyle ns0:val="Compact"/>
+            </ns0:pPr>
+            <ns0:r>
+              <ns0:t xml:space="preserve">an important event in development (cột mốc quan trọng)</ns0:t>
+            </ns0:r>
+          </ns0:p>
+        </ns0:tc>
+        <ns0:tc>
+          <ns0:tcPr/>
+          <ns0:p>
+            <ns0:pPr>
+              <ns0:pStyle ns0:val="Compact"/>
+            </ns0:pPr>
+            <ns0:r>
+              <ns0:t xml:space="preserve">Photography allows us to document personal</ns0:t>
+            </ns0:r>
+            <ns0:r>
+              <ns0:t xml:space="preserve"> </ns0:t>
+            </ns0:r>
+            <ns0:r>
+              <ns0:rPr>
+                <ns0:b/>
+                <ns0:bCs/>
+              </ns0:rPr>
+              <ns0:t xml:space="preserve">milestones</ns0:t>
+            </ns0:r>
+            <ns0:r>
+              <ns0:t xml:space="preserve">.</ns0:t>
+            </ns0:r>
+          </ns0:p>
+        </ns0:tc>
+      </ns0:tr>
+      <ns0:tr>
+        <ns0:tc>
+          <ns0:tcPr/>
+          <ns0:p>
+            <ns0:pPr>
+              <ns0:pStyle ns0:val="Compact"/>
+            </ns0:pPr>
+            <ns0:r>
+              <ns0:t xml:space="preserve">phubbing (n)</ns0:t>
+            </ns0:r>
+          </ns0:p>
+        </ns0:tc>
+        <ns0:tc>
+          <ns0:tcPr/>
+          <ns0:p>
+            <ns0:pPr>
+              <ns0:pStyle ns0:val="Compact"/>
+            </ns0:pPr>
+            <ns0:r>
+              <ns0:t xml:space="preserve">/ˈfʌb.ɪŋ/</ns0:t>
+            </ns0:r>
+          </ns0:p>
+        </ns0:tc>
+        <ns0:tc>
+          <ns0:tcPr/>
+          <ns0:p>
+            <ns0:pPr>
+              <ns0:pStyle ns0:val="Compact"/>
+            </ns0:pPr>
+            <ns0:r>
+              <ns0:t xml:space="preserve">ignoring someone by looking at your phone (hành vi lơ người thật vì điện thoại)</ns0:t>
+            </ns0:r>
+          </ns0:p>
+        </ns0:tc>
+        <ns0:tc>
+          <ns0:tcPr/>
+          <ns0:p>
+            <ns0:pPr>
+              <ns0:pStyle ns0:val="Compact"/>
+            </ns0:pPr>
+            <ns0:r>
+              <ns0:t xml:space="preserve">The</ns0:t>
+            </ns0:r>
+            <ns0:r>
+              <ns0:t xml:space="preserve"> </ns0:t>
+            </ns0:r>
+            <ns0:r>
+              <ns0:rPr>
+                <ns0:b/>
+                <ns0:bCs/>
+              </ns0:rPr>
+              <ns0:t xml:space="preserve">phubbing</ns0:t>
+            </ns0:r>
+            <ns0:r>
+              <ns0:t xml:space="preserve"> </ns0:t>
+            </ns0:r>
+            <ns0:r>
+              <ns0:t xml:space="preserve">phenomenon can seriously damage real-life intimacy.</ns0:t>
+            </ns0:r>
+          </ns0:p>
+        </ns0:tc>
+      </ns0:tr>
+      <ns0:tr>
+        <ns0:tc>
+          <ns0:tcPr/>
+          <ns0:p>
+            <ns0:pPr>
+              <ns0:pStyle ns0:val="Compact"/>
+            </ns0:pPr>
+            <ns0:r>
+              <ns0:t xml:space="preserve">intimacy (n)</ns0:t>
+            </ns0:r>
+          </ns0:p>
+        </ns0:tc>
+        <ns0:tc>
+          <ns0:tcPr/>
+          <ns0:p>
+            <ns0:pPr>
+              <ns0:pStyle ns0:val="Compact"/>
+            </ns0:pPr>
+            <ns0:r>
+              <ns0:t xml:space="preserve">/ˈɪn.tɪ.mə.si/</ns0:t>
+            </ns0:r>
+          </ns0:p>
+        </ns0:tc>
+        <ns0:tc>
+          <ns0:tcPr/>
+          <ns0:p>
+            <ns0:pPr>
+              <ns0:pStyle ns0:val="Compact"/>
+            </ns0:pPr>
+            <ns0:r>
+              <ns0:t xml:space="preserve">close familiarity or friendship (sự thân mật)</ns0:t>
+            </ns0:r>
+          </ns0:p>
+        </ns0:tc>
+        <ns0:tc>
+          <ns0:tcPr/>
+          <ns0:p>
+            <ns0:pPr>
+              <ns0:pStyle ns0:val="Compact"/>
+            </ns0:pPr>
+            <ns0:r>
+              <ns0:t xml:space="preserve">Phones can create a barrier to real-life</ns0:t>
+            </ns0:r>
+            <ns0:r>
+              <ns0:t xml:space="preserve"> </ns0:t>
+            </ns0:r>
+            <ns0:r>
+              <ns0:rPr>
+                <ns0:b/>
+                <ns0:bCs/>
+              </ns0:rPr>
+              <ns0:t xml:space="preserve">intimacy</ns0:t>
+            </ns0:r>
+            <ns0:r>
+              <ns0:t xml:space="preserve"> </ns0:t>
+            </ns0:r>
+            <ns0:r>
+              <ns0:t xml:space="preserve">between friends.</ns0:t>
+            </ns0:r>
           </ns0:p>
         </ns0:tc>
       </ns0:tr>
